--- a/docs/Manuales_Windows/06_Referencia_Rapida.docx
+++ b/docs/Manuales_Windows/06_Referencia_Rapida.docx
@@ -77,6 +77,66 @@
                 <w:color w:val="000000"/>
               </w:rPr>
               <w:t>Valor</w:t>
+            </w:r>
+          </w:p>
+        </w:tc>
+      </w:tr>
+      <w:tr>
+        <w:tc>
+          <w:tcPr>
+            <w:tcW w:type="dxa" w:w="4986"/>
+          </w:tcPr>
+          <w:p>
+            <w:r>
+              <w:rPr>
+                <w:rFonts w:ascii="Calibri" w:hAnsi="Calibri" w:eastAsia="Calibri"/>
+                <w:color w:val="000000"/>
+              </w:rPr>
+              <w:t>GitHub</w:t>
+            </w:r>
+          </w:p>
+        </w:tc>
+        <w:tc>
+          <w:tcPr>
+            <w:tcW w:type="dxa" w:w="4986"/>
+          </w:tcPr>
+          <w:p>
+            <w:r>
+              <w:rPr>
+                <w:rFonts w:ascii="Calibri" w:hAnsi="Calibri" w:eastAsia="Calibri"/>
+                <w:color w:val="000000"/>
+              </w:rPr>
+              <w:t>https://github.com/Atzelcer/Nexum_AI</w:t>
+            </w:r>
+          </w:p>
+        </w:tc>
+      </w:tr>
+      <w:tr>
+        <w:tc>
+          <w:tcPr>
+            <w:tcW w:type="dxa" w:w="4986"/>
+          </w:tcPr>
+          <w:p>
+            <w:r>
+              <w:rPr>
+                <w:rFonts w:ascii="Calibri" w:hAnsi="Calibri" w:eastAsia="Calibri"/>
+                <w:color w:val="000000"/>
+              </w:rPr>
+              <w:t>Clonar</w:t>
+            </w:r>
+          </w:p>
+        </w:tc>
+        <w:tc>
+          <w:tcPr>
+            <w:tcW w:type="dxa" w:w="4986"/>
+          </w:tcPr>
+          <w:p>
+            <w:r>
+              <w:rPr>
+                <w:rFonts w:ascii="Calibri" w:hAnsi="Calibri" w:eastAsia="Calibri"/>
+                <w:color w:val="000000"/>
+              </w:rPr>
+              <w:t>git clone https://github.com/Atzelcer/Nexum_AI.git</w:t>
             </w:r>
           </w:p>
         </w:tc>
